--- a/docs/DevRank-Functionality-by-Role.docx
+++ b/docs/DevRank-Functionality-by-Role.docx
@@ -414,7 +414,7 @@
           <w:sz w:val="21"/>
           <w:szCs w:val="21"/>
         </w:rPr>
-        <w:t xml:space="preserve"> Privacy Policy and Terms pages. Register or log in.</w:t>
+        <w:t xml:space="preserve"> Privacy, Terms, Cookies and About pages. Register or log in.</w:t>
       </w:r>
     </w:p>
     <w:p>
